--- a/plantillas/Plantilla_D_Denuncia_Interna.docx
+++ b/plantillas/Plantilla_D_Denuncia_Interna.docx
@@ -29,7 +29,7 @@
           <w:color w:val="000000"/>
           <w:sz w:val="28"/>
         </w:rPr>
-        <w:t>MODELO DE DENUNCIA INTERNA (CANAL DE DENUNCIAS / LEY 2/2023)</w:t>
+        <w:t>DENUNCIA INTERNA DE ACOSO (COORDINACIÓN CON EL SISTEMA INTERNO CUANDO PROCEDA)</w:t>
       </w:r>
     </w:p>
     <w:p>
@@ -41,15 +41,15 @@
           <w:color w:val="000000"/>
           <w:sz w:val="22"/>
         </w:rPr>
-        <w:t>Válido para el canal interno de información y para la denuncia ante la comisión del protocolo. Completa los corchetes y conserva copia fechada. La versión editable (Word) se descarga desde el QR.</w:t>
+        <w:t>Válido para el canal interno de información y para la denuncia ante la comisión del protocolo. Completa los corchetes y conserva copia fechada. La plantilla editable está disponible mediante el enlace al repositorio al final del libro.</w:t>
       </w:r>
     </w:p>
     <w:p>
       <w:r>
         <w:rPr>
           <w:rFonts w:ascii="Calibri" w:hAnsi="Calibri" w:cs="Calibri"/>
-          <w:b/>
-          <w:i w:val="0"/>
+          <w:b w:val="0"/>
+          <w:i/>
           <w:color w:val="000000"/>
           <w:sz w:val="22"/>
         </w:rPr>
@@ -60,8 +60,8 @@
       <w:r>
         <w:rPr>
           <w:rFonts w:ascii="Calibri" w:hAnsi="Calibri" w:cs="Calibri"/>
-          <w:b/>
-          <w:i w:val="0"/>
+          <w:b w:val="0"/>
+          <w:i/>
           <w:color w:val="000000"/>
           <w:sz w:val="22"/>
         </w:rPr>
@@ -282,8 +282,8 @@
       <w:r>
         <w:rPr>
           <w:rFonts w:ascii="Calibri" w:hAnsi="Calibri" w:cs="Calibri"/>
-          <w:b/>
-          <w:i w:val="0"/>
+          <w:b w:val="0"/>
+          <w:i/>
           <w:color w:val="000000"/>
           <w:sz w:val="22"/>
         </w:rPr>
@@ -330,8 +330,8 @@
       <w:r>
         <w:rPr>
           <w:rFonts w:ascii="Calibri" w:hAnsi="Calibri" w:cs="Calibri"/>
-          <w:b/>
-          <w:i w:val="0"/>
+          <w:b w:val="0"/>
+          <w:i/>
           <w:color w:val="000000"/>
           <w:sz w:val="22"/>
         </w:rPr>
@@ -371,15 +371,15 @@
           <w:color w:val="000000"/>
           <w:sz w:val="22"/>
         </w:rPr>
-        <w:t>Fdo.: [FIRMA — omitir si se opta por el anonimato]</w:t>
+        <w:t>Fdo.: [FIRMA — obligatoria para la denuncia formal identificada]</w:t>
       </w:r>
     </w:p>
     <w:p>
       <w:r>
         <w:rPr>
           <w:rFonts w:ascii="Calibri" w:hAnsi="Calibri" w:cs="Calibri"/>
-          <w:b/>
-          <w:i w:val="0"/>
+          <w:b w:val="0"/>
+          <w:i/>
           <w:color w:val="000000"/>
           <w:sz w:val="22"/>
         </w:rPr>
@@ -395,7 +395,7 @@
           <w:color w:val="000000"/>
           <w:sz w:val="22"/>
         </w:rPr>
-        <w:t>Registro de entrada n.º [XXX] — Fecha de recepción: [FECHA]. Acuse de recibo remitido el [FECHA]. Plazo máximo de instrucción: [FECHA + 3 MESES]. Derivación a comisión instructora del protocolo: [SÍ/NO, FECHA].</w:t>
+        <w:t>Registro de entrada n.º [XXX] — Fecha de recepción: [FECHA]. Acuse de recibo remitido el [FECHA] (plazo legal: 7 días naturales siguientes a la recepción, salvo riesgo para la confidencialidad — Ley 2/2023). Plazo máximo de respuesta: 3 meses desde la recepción (si no se envió acuse, desde el vencimiento de los 7 días); ampliable otros 3 solo por especial complejidad. Derivación a comisión instructora del protocolo: [SÍ/NO, FECHA].</w:t>
       </w:r>
     </w:p>
     <w:sectPr>
